--- a/docs/Model_Based_Predictive_Maintenance_of_Electrical_Machine.docx
+++ b/docs/Model_Based_Predictive_Maintenance_of_Electrical_Machine.docx
@@ -6804,6 +6804,505 @@
     </w:p>
     <w:p>
       <w:pPr>
+        <w:pStyle w:val="Heading2"/>
+      </w:pPr>
+      <w:r>
+        <w:rPr>
+          <w:rFonts w:ascii="Times New Roman" w:hAnsi="Times New Roman"/>
+          <w:color w:val="000000"/>
+        </w:rPr>
+        <w:t>8.1 Why Mahalanobis — measured against alternatives</w:t>
+      </w:r>
+    </w:p>
+    <w:p>
+      <w:pPr>
+        <w:spacing w:after="120"/>
+        <w:jc w:val="both"/>
+      </w:pPr>
+      <w:r>
+        <w:rPr>
+          <w:rFonts w:ascii="Times New Roman" w:hAnsi="Times New Roman"/>
+          <w:b w:val="0"/>
+          <w:i w:val="0"/>
+          <w:color w:val="000000"/>
+          <w:sz w:val="24"/>
+        </w:rPr>
+        <w:t>Two standard one-class detectors were implemented and evaluated under the identical protocol (fit on the 9 healthy windows, threshold = 1.5 × worst healthy score, score all 239 fault windows):</w:t>
+      </w:r>
+    </w:p>
+    <w:p>
+      <w:pPr>
+        <w:spacing w:after="120"/>
+        <w:jc w:val="both"/>
+      </w:pPr>
+      <w:r>
+        <w:rPr>
+          <w:rFonts w:ascii="Times New Roman" w:hAnsi="Times New Roman"/>
+          <w:b/>
+          <w:i w:val="0"/>
+          <w:color w:val="000000"/>
+          <w:sz w:val="24"/>
+        </w:rPr>
+        <w:t>Table 8.1 — Stage 1 detector comparison</w:t>
+      </w:r>
+    </w:p>
+    <w:tbl>
+      <w:tblPr>
+        <w:tblStyle w:val="TableGrid"/>
+        <w:tblW w:type="auto" w:w="0"/>
+        <w:jc w:val="center"/>
+        <w:tblLook w:firstColumn="1" w:firstRow="1" w:lastColumn="0" w:lastRow="0" w:noHBand="0" w:noVBand="1" w:val="04A0"/>
+      </w:tblPr>
+      <w:tblGrid>
+        <w:gridCol w:w="2340"/>
+        <w:gridCol w:w="2340"/>
+        <w:gridCol w:w="2340"/>
+        <w:gridCol w:w="2340"/>
+      </w:tblGrid>
+      <w:tr>
+        <w:tc>
+          <w:tcPr>
+            <w:tcW w:type="dxa" w:w="2340"/>
+          </w:tcPr>
+          <w:p>
+            <w:pPr>
+              <w:spacing w:after="40"/>
+              <w:jc w:val="left"/>
+            </w:pPr>
+            <w:r>
+              <w:rPr>
+                <w:rFonts w:ascii="Times New Roman" w:hAnsi="Times New Roman"/>
+                <w:b/>
+                <w:i w:val="0"/>
+                <w:color w:val="000000"/>
+                <w:sz w:val="21"/>
+              </w:rPr>
+              <w:t>Detector</w:t>
+            </w:r>
+          </w:p>
+        </w:tc>
+        <w:tc>
+          <w:tcPr>
+            <w:tcW w:type="dxa" w:w="2340"/>
+          </w:tcPr>
+          <w:p>
+            <w:pPr>
+              <w:spacing w:after="40"/>
+              <w:jc w:val="left"/>
+            </w:pPr>
+            <w:r>
+              <w:rPr>
+                <w:rFonts w:ascii="Times New Roman" w:hAnsi="Times New Roman"/>
+                <w:b/>
+                <w:i w:val="0"/>
+                <w:color w:val="000000"/>
+                <w:sz w:val="21"/>
+              </w:rPr>
+              <w:t>Fault detection</w:t>
+            </w:r>
+          </w:p>
+        </w:tc>
+        <w:tc>
+          <w:tcPr>
+            <w:tcW w:type="dxa" w:w="2340"/>
+          </w:tcPr>
+          <w:p>
+            <w:pPr>
+              <w:spacing w:after="40"/>
+              <w:jc w:val="left"/>
+            </w:pPr>
+            <w:r>
+              <w:rPr>
+                <w:rFonts w:ascii="Times New Roman" w:hAnsi="Times New Roman"/>
+                <w:b/>
+                <w:i w:val="0"/>
+                <w:color w:val="000000"/>
+                <w:sz w:val="21"/>
+              </w:rPr>
+              <w:t>Healthy false alarms</w:t>
+            </w:r>
+          </w:p>
+        </w:tc>
+        <w:tc>
+          <w:tcPr>
+            <w:tcW w:type="dxa" w:w="2340"/>
+          </w:tcPr>
+          <w:p>
+            <w:pPr>
+              <w:spacing w:after="40"/>
+              <w:jc w:val="left"/>
+            </w:pPr>
+            <w:r>
+              <w:rPr>
+                <w:rFonts w:ascii="Times New Roman" w:hAnsi="Times New Roman"/>
+                <w:b/>
+                <w:i w:val="0"/>
+                <w:color w:val="000000"/>
+                <w:sz w:val="21"/>
+              </w:rPr>
+              <w:t>Separation margin*</w:t>
+            </w:r>
+          </w:p>
+        </w:tc>
+      </w:tr>
+      <w:tr>
+        <w:tc>
+          <w:tcPr>
+            <w:tcW w:type="dxa" w:w="2340"/>
+          </w:tcPr>
+          <w:p>
+            <w:pPr>
+              <w:spacing w:after="40"/>
+              <w:jc w:val="left"/>
+            </w:pPr>
+            <w:r>
+              <w:rPr>
+                <w:rFonts w:ascii="Times New Roman" w:hAnsi="Times New Roman"/>
+                <w:b/>
+                <w:i w:val="0"/>
+                <w:color w:val="000000"/>
+                <w:sz w:val="21"/>
+              </w:rPr>
+              <w:t>Mahalanobis distance (deployed)</w:t>
+            </w:r>
+          </w:p>
+        </w:tc>
+        <w:tc>
+          <w:tcPr>
+            <w:tcW w:type="dxa" w:w="2340"/>
+          </w:tcPr>
+          <w:p>
+            <w:pPr>
+              <w:spacing w:after="40"/>
+              <w:jc w:val="left"/>
+            </w:pPr>
+            <w:r>
+              <w:rPr>
+                <w:rFonts w:ascii="Times New Roman" w:hAnsi="Times New Roman"/>
+                <w:b/>
+                <w:i w:val="0"/>
+                <w:color w:val="000000"/>
+                <w:sz w:val="21"/>
+              </w:rPr>
+              <w:t>100%</w:t>
+            </w:r>
+          </w:p>
+        </w:tc>
+        <w:tc>
+          <w:tcPr>
+            <w:tcW w:type="dxa" w:w="2340"/>
+          </w:tcPr>
+          <w:p>
+            <w:pPr>
+              <w:spacing w:after="40"/>
+              <w:jc w:val="left"/>
+            </w:pPr>
+            <w:r>
+              <w:rPr>
+                <w:rFonts w:ascii="Times New Roman" w:hAnsi="Times New Roman"/>
+                <w:b w:val="0"/>
+                <w:i w:val="0"/>
+                <w:color w:val="000000"/>
+                <w:sz w:val="21"/>
+              </w:rPr>
+              <w:t>0%</w:t>
+            </w:r>
+          </w:p>
+        </w:tc>
+        <w:tc>
+          <w:tcPr>
+            <w:tcW w:type="dxa" w:w="2340"/>
+          </w:tcPr>
+          <w:p>
+            <w:pPr>
+              <w:spacing w:after="40"/>
+              <w:jc w:val="left"/>
+            </w:pPr>
+            <w:r>
+              <w:rPr>
+                <w:rFonts w:ascii="Times New Roman" w:hAnsi="Times New Roman"/>
+                <w:b/>
+                <w:i w:val="0"/>
+                <w:color w:val="000000"/>
+                <w:sz w:val="21"/>
+              </w:rPr>
+              <w:t>≈ 1.3 × 10⁶</w:t>
+            </w:r>
+          </w:p>
+        </w:tc>
+      </w:tr>
+      <w:tr>
+        <w:tc>
+          <w:tcPr>
+            <w:tcW w:type="dxa" w:w="2340"/>
+          </w:tcPr>
+          <w:p>
+            <w:pPr>
+              <w:spacing w:after="40"/>
+              <w:jc w:val="left"/>
+            </w:pPr>
+            <w:r>
+              <w:rPr>
+                <w:rFonts w:ascii="Times New Roman" w:hAnsi="Times New Roman"/>
+                <w:b w:val="0"/>
+                <w:i w:val="0"/>
+                <w:color w:val="000000"/>
+                <w:sz w:val="21"/>
+              </w:rPr>
+              <w:t>One-Class SVM (RBF, ν = 0.1)</w:t>
+            </w:r>
+          </w:p>
+        </w:tc>
+        <w:tc>
+          <w:tcPr>
+            <w:tcW w:type="dxa" w:w="2340"/>
+          </w:tcPr>
+          <w:p>
+            <w:pPr>
+              <w:spacing w:after="40"/>
+              <w:jc w:val="left"/>
+            </w:pPr>
+            <w:r>
+              <w:rPr>
+                <w:rFonts w:ascii="Times New Roman" w:hAnsi="Times New Roman"/>
+                <w:b w:val="0"/>
+                <w:i w:val="0"/>
+                <w:color w:val="000000"/>
+                <w:sz w:val="21"/>
+              </w:rPr>
+              <w:t>100%</w:t>
+            </w:r>
+          </w:p>
+        </w:tc>
+        <w:tc>
+          <w:tcPr>
+            <w:tcW w:type="dxa" w:w="2340"/>
+          </w:tcPr>
+          <w:p>
+            <w:pPr>
+              <w:spacing w:after="40"/>
+              <w:jc w:val="left"/>
+            </w:pPr>
+            <w:r>
+              <w:rPr>
+                <w:rFonts w:ascii="Times New Roman" w:hAnsi="Times New Roman"/>
+                <w:b w:val="0"/>
+                <w:i w:val="0"/>
+                <w:color w:val="000000"/>
+                <w:sz w:val="21"/>
+              </w:rPr>
+              <w:t>0%</w:t>
+            </w:r>
+          </w:p>
+        </w:tc>
+        <w:tc>
+          <w:tcPr>
+            <w:tcW w:type="dxa" w:w="2340"/>
+          </w:tcPr>
+          <w:p>
+            <w:pPr>
+              <w:spacing w:after="40"/>
+              <w:jc w:val="left"/>
+            </w:pPr>
+            <w:r>
+              <w:rPr>
+                <w:rFonts w:ascii="Times New Roman" w:hAnsi="Times New Roman"/>
+                <w:b w:val="0"/>
+                <w:i w:val="0"/>
+                <w:color w:val="000000"/>
+                <w:sz w:val="21"/>
+              </w:rPr>
+              <w:t>907</w:t>
+            </w:r>
+          </w:p>
+        </w:tc>
+      </w:tr>
+      <w:tr>
+        <w:tc>
+          <w:tcPr>
+            <w:tcW w:type="dxa" w:w="2340"/>
+          </w:tcPr>
+          <w:p>
+            <w:pPr>
+              <w:spacing w:after="40"/>
+              <w:jc w:val="left"/>
+            </w:pPr>
+            <w:r>
+              <w:rPr>
+                <w:rFonts w:ascii="Times New Roman" w:hAnsi="Times New Roman"/>
+                <w:b w:val="0"/>
+                <w:i w:val="0"/>
+                <w:color w:val="000000"/>
+                <w:sz w:val="21"/>
+              </w:rPr>
+              <w:t>IsolationForest (300 trees)</w:t>
+            </w:r>
+          </w:p>
+        </w:tc>
+        <w:tc>
+          <w:tcPr>
+            <w:tcW w:type="dxa" w:w="2340"/>
+          </w:tcPr>
+          <w:p>
+            <w:pPr>
+              <w:spacing w:after="40"/>
+              <w:jc w:val="left"/>
+            </w:pPr>
+            <w:r>
+              <w:rPr>
+                <w:rFonts w:ascii="Times New Roman" w:hAnsi="Times New Roman"/>
+                <w:b/>
+                <w:i w:val="0"/>
+                <w:color w:val="000000"/>
+                <w:sz w:val="21"/>
+              </w:rPr>
+              <w:t>0%</w:t>
+            </w:r>
+          </w:p>
+        </w:tc>
+        <w:tc>
+          <w:tcPr>
+            <w:tcW w:type="dxa" w:w="2340"/>
+          </w:tcPr>
+          <w:p>
+            <w:pPr>
+              <w:spacing w:after="40"/>
+              <w:jc w:val="left"/>
+            </w:pPr>
+            <w:r>
+              <w:rPr>
+                <w:rFonts w:ascii="Times New Roman" w:hAnsi="Times New Roman"/>
+                <w:b w:val="0"/>
+                <w:i w:val="0"/>
+                <w:color w:val="000000"/>
+                <w:sz w:val="21"/>
+              </w:rPr>
+              <w:t>0%</w:t>
+            </w:r>
+          </w:p>
+        </w:tc>
+        <w:tc>
+          <w:tcPr>
+            <w:tcW w:type="dxa" w:w="2340"/>
+          </w:tcPr>
+          <w:p>
+            <w:pPr>
+              <w:spacing w:after="40"/>
+              <w:jc w:val="left"/>
+            </w:pPr>
+            <w:r>
+              <w:rPr>
+                <w:rFonts w:ascii="Times New Roman" w:hAnsi="Times New Roman"/>
+                <w:b w:val="0"/>
+                <w:i w:val="0"/>
+                <w:color w:val="000000"/>
+                <w:sz w:val="21"/>
+              </w:rPr>
+              <w:t>1.06</w:t>
+            </w:r>
+          </w:p>
+        </w:tc>
+      </w:tr>
+    </w:tbl>
+    <w:p>
+      <w:pPr>
+        <w:spacing w:after="80"/>
+      </w:pPr>
+    </w:p>
+    <w:p>
+      <w:pPr>
+        <w:spacing w:after="120"/>
+        <w:jc w:val="both"/>
+      </w:pPr>
+      <w:r>
+        <w:rPr>
+          <w:rFonts w:ascii="Times New Roman" w:hAnsi="Times New Roman"/>
+          <w:b w:val="0"/>
+          <w:i w:val="0"/>
+          <w:color w:val="000000"/>
+          <w:sz w:val="24"/>
+        </w:rPr>
+        <w:t>*Separation margin = (closest fault window's score) ÷ (worst healthy window's score); larger means the threshold sits in a wider safety band.</w:t>
+      </w:r>
+    </w:p>
+    <w:p>
+      <w:pPr>
+        <w:spacing w:after="120"/>
+        <w:jc w:val="both"/>
+      </w:pPr>
+      <w:r>
+        <w:rPr>
+          <w:rFonts w:ascii="Times New Roman" w:hAnsi="Times New Roman"/>
+          <w:b w:val="0"/>
+          <w:i w:val="0"/>
+          <w:color w:val="000000"/>
+          <w:sz w:val="24"/>
+        </w:rPr>
+        <w:t xml:space="preserve">The result is decisive, and the mechanism explains it. </w:t>
+      </w:r>
+      <w:r>
+        <w:rPr>
+          <w:rFonts w:ascii="Times New Roman" w:hAnsi="Times New Roman"/>
+          <w:b/>
+          <w:i w:val="0"/>
+          <w:color w:val="000000"/>
+          <w:sz w:val="24"/>
+        </w:rPr>
+        <w:t>IsolationForest</w:t>
+      </w:r>
+      <w:r>
+        <w:rPr>
+          <w:rFonts w:ascii="Times New Roman" w:hAnsi="Times New Roman"/>
+          <w:b w:val="0"/>
+          <w:i w:val="0"/>
+          <w:color w:val="000000"/>
+          <w:sz w:val="24"/>
+        </w:rPr>
+        <w:t xml:space="preserve"> scores anomalies by how few random splits isolate a point — but with only 9 training samples its trees are shallow and its score range collapses; every fault window scores within 6% of the worst healthy window, so no threshold above the healthy maximum can ever fire (0% detection). </w:t>
+      </w:r>
+      <w:r>
+        <w:rPr>
+          <w:rFonts w:ascii="Times New Roman" w:hAnsi="Times New Roman"/>
+          <w:b/>
+          <w:i w:val="0"/>
+          <w:color w:val="000000"/>
+          <w:sz w:val="24"/>
+        </w:rPr>
+        <w:t>One-Class SVM</w:t>
+      </w:r>
+      <w:r>
+        <w:rPr>
+          <w:rFonts w:ascii="Times New Roman" w:hAnsi="Times New Roman"/>
+          <w:b w:val="0"/>
+          <w:i w:val="0"/>
+          <w:color w:val="000000"/>
+          <w:sz w:val="24"/>
+        </w:rPr>
+        <w:t xml:space="preserve"> detects everything, but its margin is ~1,400× thinner than Mahalanobis: a modest drift in healthy behaviour could push healthy windows across its boundary. </w:t>
+      </w:r>
+      <w:r>
+        <w:rPr>
+          <w:rFonts w:ascii="Times New Roman" w:hAnsi="Times New Roman"/>
+          <w:b/>
+          <w:i w:val="0"/>
+          <w:color w:val="000000"/>
+          <w:sz w:val="24"/>
+        </w:rPr>
+        <w:t>Mahalanobis</w:t>
+      </w:r>
+      <w:r>
+        <w:rPr>
+          <w:rFonts w:ascii="Times New Roman" w:hAnsi="Times New Roman"/>
+          <w:b w:val="0"/>
+          <w:i w:val="0"/>
+          <w:color w:val="000000"/>
+          <w:sz w:val="24"/>
+        </w:rPr>
+        <w:t xml:space="preserve"> exploits the strong correlations between the 51 features (via the Ledoit-Wolf covariance), which places every fault window a million-fold beyond the healthy cloud. The detector was therefore chosen by measurement, not by preference.</w:t>
+      </w:r>
+    </w:p>
+    <w:p>
+      <w:pPr>
         <w:spacing w:after="120"/>
         <w:jc w:val="both"/>
       </w:pPr>
@@ -9529,19 +10028,350 @@
     </w:p>
     <w:p>
       <w:pPr>
+        <w:pStyle w:val="Heading2"/>
+      </w:pPr>
+      <w:r>
+        <w:rPr>
+          <w:rFonts w:ascii="Times New Roman" w:hAnsi="Times New Roman"/>
+          <w:color w:val="000000"/>
+        </w:rPr>
+        <w:t>10.1 The gate value is evidence-based, not arbitrary</w:t>
+      </w:r>
+    </w:p>
+    <w:p>
+      <w:pPr>
         <w:spacing w:after="120"/>
         <w:jc w:val="both"/>
       </w:pPr>
       <w:r>
         <w:rPr>
           <w:rFonts w:ascii="Times New Roman" w:hAnsi="Times New Roman"/>
+          <w:b w:val="0"/>
+          <w:i w:val="0"/>
+          <w:color w:val="000000"/>
+          <w:sz w:val="24"/>
+        </w:rPr>
+        <w:t xml:space="preserve">A statistically "natural" alternative was tested: setting the gate at the 5th percentile of the confidences of </w:t>
+      </w:r>
+      <w:r>
+        <w:rPr>
+          <w:rFonts w:ascii="Times New Roman" w:hAnsi="Times New Roman"/>
+          <w:b w:val="0"/>
+          <w:i/>
+          <w:color w:val="000000"/>
+          <w:sz w:val="24"/>
+        </w:rPr>
+        <w:t>correct</w:t>
+      </w:r>
+      <w:r>
+        <w:rPr>
+          <w:rFonts w:ascii="Times New Roman" w:hAnsi="Times New Roman"/>
+          <w:b w:val="0"/>
+          <w:i w:val="0"/>
+          <w:color w:val="000000"/>
+          <w:sz w:val="24"/>
+        </w:rPr>
+        <w:t xml:space="preserve"> known-fault predictions (= 0.701, i.e. "keep 95% of what the model gets right"). Both gates were compared on identical out-of-run predictions:</w:t>
+      </w:r>
+    </w:p>
+    <w:p>
+      <w:pPr>
+        <w:spacing w:after="120"/>
+        <w:jc w:val="both"/>
+      </w:pPr>
+      <w:r>
+        <w:rPr>
+          <w:rFonts w:ascii="Times New Roman" w:hAnsi="Times New Roman"/>
           <w:b/>
           <w:i w:val="0"/>
           <w:color w:val="000000"/>
           <w:sz w:val="24"/>
         </w:rPr>
-        <w:t>Limitation:</w:t>
-      </w:r>
+        <w:t>Table 10.1 — Gate comparison</w:t>
+      </w:r>
+    </w:p>
+    <w:tbl>
+      <w:tblPr>
+        <w:tblStyle w:val="TableGrid"/>
+        <w:tblW w:type="auto" w:w="0"/>
+        <w:jc w:val="center"/>
+        <w:tblLook w:firstColumn="1" w:firstRow="1" w:lastColumn="0" w:lastRow="0" w:noHBand="0" w:noVBand="1" w:val="04A0"/>
+      </w:tblPr>
+      <w:tblGrid>
+        <w:gridCol w:w="2340"/>
+        <w:gridCol w:w="2340"/>
+        <w:gridCol w:w="2340"/>
+        <w:gridCol w:w="2340"/>
+      </w:tblGrid>
+      <w:tr>
+        <w:tc>
+          <w:tcPr>
+            <w:tcW w:type="dxa" w:w="2340"/>
+          </w:tcPr>
+          <w:p>
+            <w:pPr>
+              <w:spacing w:after="40"/>
+              <w:jc w:val="left"/>
+            </w:pPr>
+            <w:r>
+              <w:rPr>
+                <w:rFonts w:ascii="Times New Roman" w:hAnsi="Times New Roman"/>
+                <w:b/>
+                <w:i w:val="0"/>
+                <w:color w:val="000000"/>
+                <w:sz w:val="21"/>
+              </w:rPr>
+              <w:t>Gate</w:t>
+            </w:r>
+          </w:p>
+        </w:tc>
+        <w:tc>
+          <w:tcPr>
+            <w:tcW w:type="dxa" w:w="2340"/>
+          </w:tcPr>
+          <w:p>
+            <w:pPr>
+              <w:spacing w:after="40"/>
+              <w:jc w:val="left"/>
+            </w:pPr>
+            <w:r>
+              <w:rPr>
+                <w:rFonts w:ascii="Times New Roman" w:hAnsi="Times New Roman"/>
+                <w:b/>
+                <w:i w:val="0"/>
+                <w:color w:val="000000"/>
+                <w:sz w:val="21"/>
+              </w:rPr>
+              <w:t>Known-fault pass rate</w:t>
+            </w:r>
+          </w:p>
+        </w:tc>
+        <w:tc>
+          <w:tcPr>
+            <w:tcW w:type="dxa" w:w="2340"/>
+          </w:tcPr>
+          <w:p>
+            <w:pPr>
+              <w:spacing w:after="40"/>
+              <w:jc w:val="left"/>
+            </w:pPr>
+            <w:r>
+              <w:rPr>
+                <w:rFonts w:ascii="Times New Roman" w:hAnsi="Times New Roman"/>
+                <w:b/>
+                <w:i w:val="0"/>
+                <w:color w:val="000000"/>
+                <w:sz w:val="21"/>
+              </w:rPr>
+              <w:t>Accuracy on passed windows</w:t>
+            </w:r>
+          </w:p>
+        </w:tc>
+        <w:tc>
+          <w:tcPr>
+            <w:tcW w:type="dxa" w:w="2340"/>
+          </w:tcPr>
+          <w:p>
+            <w:pPr>
+              <w:spacing w:after="40"/>
+              <w:jc w:val="left"/>
+            </w:pPr>
+            <w:r>
+              <w:rPr>
+                <w:rFonts w:ascii="Times New Roman" w:hAnsi="Times New Roman"/>
+                <w:b/>
+                <w:i w:val="0"/>
+                <w:color w:val="000000"/>
+                <w:sz w:val="21"/>
+              </w:rPr>
+              <w:t>Unseen fault rejected as Unknown</w:t>
+            </w:r>
+          </w:p>
+        </w:tc>
+      </w:tr>
+      <w:tr>
+        <w:tc>
+          <w:tcPr>
+            <w:tcW w:type="dxa" w:w="2340"/>
+          </w:tcPr>
+          <w:p>
+            <w:pPr>
+              <w:spacing w:after="40"/>
+              <w:jc w:val="left"/>
+            </w:pPr>
+            <w:r>
+              <w:rPr>
+                <w:rFonts w:ascii="Times New Roman" w:hAnsi="Times New Roman"/>
+                <w:b/>
+                <w:i w:val="0"/>
+                <w:color w:val="000000"/>
+                <w:sz w:val="21"/>
+              </w:rPr>
+              <w:t>0.90 (deployed)</w:t>
+            </w:r>
+          </w:p>
+        </w:tc>
+        <w:tc>
+          <w:tcPr>
+            <w:tcW w:type="dxa" w:w="2340"/>
+          </w:tcPr>
+          <w:p>
+            <w:pPr>
+              <w:spacing w:after="40"/>
+              <w:jc w:val="left"/>
+            </w:pPr>
+            <w:r>
+              <w:rPr>
+                <w:rFonts w:ascii="Times New Roman" w:hAnsi="Times New Roman"/>
+                <w:b w:val="0"/>
+                <w:i w:val="0"/>
+                <w:color w:val="000000"/>
+                <w:sz w:val="21"/>
+              </w:rPr>
+              <w:t>78.7%</w:t>
+            </w:r>
+          </w:p>
+        </w:tc>
+        <w:tc>
+          <w:tcPr>
+            <w:tcW w:type="dxa" w:w="2340"/>
+          </w:tcPr>
+          <w:p>
+            <w:pPr>
+              <w:spacing w:after="40"/>
+              <w:jc w:val="left"/>
+            </w:pPr>
+            <w:r>
+              <w:rPr>
+                <w:rFonts w:ascii="Times New Roman" w:hAnsi="Times New Roman"/>
+                <w:b w:val="0"/>
+                <w:i w:val="0"/>
+                <w:color w:val="000000"/>
+                <w:sz w:val="21"/>
+              </w:rPr>
+              <w:t>86.8%</w:t>
+            </w:r>
+          </w:p>
+        </w:tc>
+        <w:tc>
+          <w:tcPr>
+            <w:tcW w:type="dxa" w:w="2340"/>
+          </w:tcPr>
+          <w:p>
+            <w:pPr>
+              <w:spacing w:after="40"/>
+              <w:jc w:val="left"/>
+            </w:pPr>
+            <w:r>
+              <w:rPr>
+                <w:rFonts w:ascii="Times New Roman" w:hAnsi="Times New Roman"/>
+                <w:b/>
+                <w:i w:val="0"/>
+                <w:color w:val="000000"/>
+                <w:sz w:val="21"/>
+              </w:rPr>
+              <w:t>100%</w:t>
+            </w:r>
+          </w:p>
+        </w:tc>
+      </w:tr>
+      <w:tr>
+        <w:tc>
+          <w:tcPr>
+            <w:tcW w:type="dxa" w:w="2340"/>
+          </w:tcPr>
+          <w:p>
+            <w:pPr>
+              <w:spacing w:after="40"/>
+              <w:jc w:val="left"/>
+            </w:pPr>
+            <w:r>
+              <w:rPr>
+                <w:rFonts w:ascii="Times New Roman" w:hAnsi="Times New Roman"/>
+                <w:b w:val="0"/>
+                <w:i w:val="0"/>
+                <w:color w:val="000000"/>
+                <w:sz w:val="21"/>
+              </w:rPr>
+              <w:t>0.701 (5th-percentile)</w:t>
+            </w:r>
+          </w:p>
+        </w:tc>
+        <w:tc>
+          <w:tcPr>
+            <w:tcW w:type="dxa" w:w="2340"/>
+          </w:tcPr>
+          <w:p>
+            <w:pPr>
+              <w:spacing w:after="40"/>
+              <w:jc w:val="left"/>
+            </w:pPr>
+            <w:r>
+              <w:rPr>
+                <w:rFonts w:ascii="Times New Roman" w:hAnsi="Times New Roman"/>
+                <w:b w:val="0"/>
+                <w:i w:val="0"/>
+                <w:color w:val="000000"/>
+                <w:sz w:val="21"/>
+              </w:rPr>
+              <w:t>95.0%</w:t>
+            </w:r>
+          </w:p>
+        </w:tc>
+        <w:tc>
+          <w:tcPr>
+            <w:tcW w:type="dxa" w:w="2340"/>
+          </w:tcPr>
+          <w:p>
+            <w:pPr>
+              <w:spacing w:after="40"/>
+              <w:jc w:val="left"/>
+            </w:pPr>
+            <w:r>
+              <w:rPr>
+                <w:rFonts w:ascii="Times New Roman" w:hAnsi="Times New Roman"/>
+                <w:b w:val="0"/>
+                <w:i w:val="0"/>
+                <w:color w:val="000000"/>
+                <w:sz w:val="21"/>
+              </w:rPr>
+              <w:t>89.0%</w:t>
+            </w:r>
+          </w:p>
+        </w:tc>
+        <w:tc>
+          <w:tcPr>
+            <w:tcW w:type="dxa" w:w="2340"/>
+          </w:tcPr>
+          <w:p>
+            <w:pPr>
+              <w:spacing w:after="40"/>
+              <w:jc w:val="left"/>
+            </w:pPr>
+            <w:r>
+              <w:rPr>
+                <w:rFonts w:ascii="Times New Roman" w:hAnsi="Times New Roman"/>
+                <w:b/>
+                <w:i w:val="0"/>
+                <w:color w:val="000000"/>
+                <w:sz w:val="21"/>
+              </w:rPr>
+              <w:t>0%</w:t>
+            </w:r>
+          </w:p>
+        </w:tc>
+      </w:tr>
+    </w:tbl>
+    <w:p>
+      <w:pPr>
+        <w:spacing w:after="80"/>
+      </w:pPr>
+    </w:p>
+    <w:p>
+      <w:pPr>
+        <w:spacing w:after="120"/>
+        <w:jc w:val="both"/>
+      </w:pPr>
       <w:r>
         <w:rPr>
           <w:rFonts w:ascii="Times New Roman" w:hAnsi="Times New Roman"/>
@@ -9550,7 +10380,73 @@
           <w:color w:val="000000"/>
           <w:sz w:val="24"/>
         </w:rPr>
-        <w:t xml:space="preserve"> the gate value (0.90) was validated against one unseen fault type; new fault families should be re-checked against it.</w:t>
+        <w:t xml:space="preserve">The percentile gate keeps more known-fault windows — but fails completely at the gate's actual purpose: every window of the unseen fault type sails through it and would be confidently mislabeled. The unseen fault's confidences cluster at 0.83–0.86, </w:t>
+      </w:r>
+      <w:r>
+        <w:rPr>
+          <w:rFonts w:ascii="Times New Roman" w:hAnsi="Times New Roman"/>
+          <w:b w:val="0"/>
+          <w:i/>
+          <w:color w:val="000000"/>
+          <w:sz w:val="24"/>
+        </w:rPr>
+        <w:t>above</w:t>
+      </w:r>
+      <w:r>
+        <w:rPr>
+          <w:rFonts w:ascii="Times New Roman" w:hAnsi="Times New Roman"/>
+          <w:b w:val="0"/>
+          <w:i w:val="0"/>
+          <w:color w:val="000000"/>
+          <w:sz w:val="24"/>
+        </w:rPr>
+        <w:t xml:space="preserve"> 0.701 but </w:t>
+      </w:r>
+      <w:r>
+        <w:rPr>
+          <w:rFonts w:ascii="Times New Roman" w:hAnsi="Times New Roman"/>
+          <w:b w:val="0"/>
+          <w:i/>
+          <w:color w:val="000000"/>
+          <w:sz w:val="24"/>
+        </w:rPr>
+        <w:t>below</w:t>
+      </w:r>
+      <w:r>
+        <w:rPr>
+          <w:rFonts w:ascii="Times New Roman" w:hAnsi="Times New Roman"/>
+          <w:b w:val="0"/>
+          <w:i w:val="0"/>
+          <w:color w:val="000000"/>
+          <w:sz w:val="24"/>
+        </w:rPr>
+        <w:t xml:space="preserve"> 0.90. The 0.90 gate is therefore retained on measured evidence: it is the setting that both passes the majority of known faults and rejects 100% of the unseen fault family tested.</w:t>
+      </w:r>
+    </w:p>
+    <w:p>
+      <w:pPr>
+        <w:spacing w:after="120"/>
+        <w:jc w:val="both"/>
+      </w:pPr>
+      <w:r>
+        <w:rPr>
+          <w:rFonts w:ascii="Times New Roman" w:hAnsi="Times New Roman"/>
+          <w:b/>
+          <w:i w:val="0"/>
+          <w:color w:val="000000"/>
+          <w:sz w:val="24"/>
+        </w:rPr>
+        <w:t>Limitation:</w:t>
+      </w:r>
+      <w:r>
+        <w:rPr>
+          <w:rFonts w:ascii="Times New Roman" w:hAnsi="Times New Roman"/>
+          <w:b w:val="0"/>
+          <w:i w:val="0"/>
+          <w:color w:val="000000"/>
+          <w:sz w:val="24"/>
+        </w:rPr>
+        <w:t xml:space="preserve"> this validation used one unseen fault family; new fault types should be re-checked against the gate.</w:t>
       </w:r>
     </w:p>
     <w:p>
@@ -9915,6 +10811,1101 @@
       <w:pPr>
         <w:spacing w:after="80"/>
       </w:pPr>
+    </w:p>
+    <w:p>
+      <w:pPr>
+        <w:pStyle w:val="Heading2"/>
+      </w:pPr>
+      <w:r>
+        <w:rPr>
+          <w:rFonts w:ascii="Times New Roman" w:hAnsi="Times New Roman"/>
+          <w:color w:val="000000"/>
+        </w:rPr>
+        <w:t>11.1 Per-run breakdown — where the remaining error actually lives</w:t>
+      </w:r>
+    </w:p>
+    <w:p>
+      <w:pPr>
+        <w:spacing w:after="120"/>
+        <w:jc w:val="both"/>
+      </w:pPr>
+      <w:r>
+        <w:rPr>
+          <w:rFonts w:ascii="Times New Roman" w:hAnsi="Times New Roman"/>
+          <w:b w:val="0"/>
+          <w:i w:val="0"/>
+          <w:color w:val="000000"/>
+          <w:sz w:val="24"/>
+        </w:rPr>
+        <w:t xml:space="preserve">Aggregate scores hide </w:t>
+      </w:r>
+      <w:r>
+        <w:rPr>
+          <w:rFonts w:ascii="Times New Roman" w:hAnsi="Times New Roman"/>
+          <w:b w:val="0"/>
+          <w:i/>
+          <w:color w:val="000000"/>
+          <w:sz w:val="24"/>
+        </w:rPr>
+        <w:t>which</w:t>
+      </w:r>
+      <w:r>
+        <w:rPr>
+          <w:rFonts w:ascii="Times New Roman" w:hAnsi="Times New Roman"/>
+          <w:b w:val="0"/>
+          <w:i w:val="0"/>
+          <w:color w:val="000000"/>
+          <w:sz w:val="24"/>
+        </w:rPr>
+        <w:t xml:space="preserve"> run fails. Broken down per held-out fold (each fold = one complete run):</w:t>
+      </w:r>
+    </w:p>
+    <w:p>
+      <w:pPr>
+        <w:spacing w:after="120"/>
+        <w:jc w:val="both"/>
+      </w:pPr>
+      <w:r>
+        <w:rPr>
+          <w:rFonts w:ascii="Times New Roman" w:hAnsi="Times New Roman"/>
+          <w:b/>
+          <w:i w:val="0"/>
+          <w:color w:val="000000"/>
+          <w:sz w:val="24"/>
+        </w:rPr>
+        <w:t>Table 11.1 — Per-run diagnosis accuracy (leave-one-run-out)</w:t>
+      </w:r>
+    </w:p>
+    <w:tbl>
+      <w:tblPr>
+        <w:tblStyle w:val="TableGrid"/>
+        <w:tblW w:type="auto" w:w="0"/>
+        <w:jc w:val="center"/>
+        <w:tblLook w:firstColumn="1" w:firstRow="1" w:lastColumn="0" w:lastRow="0" w:noHBand="0" w:noVBand="1" w:val="04A0"/>
+      </w:tblPr>
+      <w:tblGrid>
+        <w:gridCol w:w="2340"/>
+        <w:gridCol w:w="2340"/>
+        <w:gridCol w:w="2340"/>
+        <w:gridCol w:w="2340"/>
+      </w:tblGrid>
+      <w:tr>
+        <w:tc>
+          <w:tcPr>
+            <w:tcW w:type="dxa" w:w="2340"/>
+          </w:tcPr>
+          <w:p>
+            <w:pPr>
+              <w:spacing w:after="40"/>
+              <w:jc w:val="left"/>
+            </w:pPr>
+            <w:r>
+              <w:rPr>
+                <w:rFonts w:ascii="Times New Roman" w:hAnsi="Times New Roman"/>
+                <w:b/>
+                <w:i w:val="0"/>
+                <w:color w:val="000000"/>
+                <w:sz w:val="21"/>
+              </w:rPr>
+              <w:t>Held-out run</w:t>
+            </w:r>
+          </w:p>
+        </w:tc>
+        <w:tc>
+          <w:tcPr>
+            <w:tcW w:type="dxa" w:w="2340"/>
+          </w:tcPr>
+          <w:p>
+            <w:pPr>
+              <w:spacing w:after="40"/>
+              <w:jc w:val="left"/>
+            </w:pPr>
+            <w:r>
+              <w:rPr>
+                <w:rFonts w:ascii="Times New Roman" w:hAnsi="Times New Roman"/>
+                <w:b/>
+                <w:i w:val="0"/>
+                <w:color w:val="000000"/>
+                <w:sz w:val="21"/>
+              </w:rPr>
+              <w:t>True class</w:t>
+            </w:r>
+          </w:p>
+        </w:tc>
+        <w:tc>
+          <w:tcPr>
+            <w:tcW w:type="dxa" w:w="2340"/>
+          </w:tcPr>
+          <w:p>
+            <w:pPr>
+              <w:spacing w:after="40"/>
+              <w:jc w:val="left"/>
+            </w:pPr>
+            <w:r>
+              <w:rPr>
+                <w:rFonts w:ascii="Times New Roman" w:hAnsi="Times New Roman"/>
+                <w:b/>
+                <w:i w:val="0"/>
+                <w:color w:val="000000"/>
+                <w:sz w:val="21"/>
+              </w:rPr>
+              <w:t>Predicted (windows)</w:t>
+            </w:r>
+          </w:p>
+        </w:tc>
+        <w:tc>
+          <w:tcPr>
+            <w:tcW w:type="dxa" w:w="2340"/>
+          </w:tcPr>
+          <w:p>
+            <w:pPr>
+              <w:spacing w:after="40"/>
+              <w:jc w:val="left"/>
+            </w:pPr>
+            <w:r>
+              <w:rPr>
+                <w:rFonts w:ascii="Times New Roman" w:hAnsi="Times New Roman"/>
+                <w:b/>
+                <w:i w:val="0"/>
+                <w:color w:val="000000"/>
+                <w:sz w:val="21"/>
+              </w:rPr>
+              <w:t>Run accuracy</w:t>
+            </w:r>
+          </w:p>
+        </w:tc>
+      </w:tr>
+      <w:tr>
+        <w:tc>
+          <w:tcPr>
+            <w:tcW w:type="dxa" w:w="2340"/>
+          </w:tcPr>
+          <w:p>
+            <w:pPr>
+              <w:spacing w:after="40"/>
+              <w:jc w:val="left"/>
+            </w:pPr>
+            <w:r>
+              <w:rPr>
+                <w:rFonts w:ascii="Times New Roman" w:hAnsi="Times New Roman"/>
+                <w:b w:val="0"/>
+                <w:i w:val="0"/>
+                <w:color w:val="000000"/>
+                <w:sz w:val="21"/>
+              </w:rPr>
+              <w:t>disp1_fault(0.5)</w:t>
+            </w:r>
+          </w:p>
+        </w:tc>
+        <w:tc>
+          <w:tcPr>
+            <w:tcW w:type="dxa" w:w="2340"/>
+          </w:tcPr>
+          <w:p>
+            <w:pPr>
+              <w:spacing w:after="40"/>
+              <w:jc w:val="left"/>
+            </w:pPr>
+            <w:r>
+              <w:rPr>
+                <w:rFonts w:ascii="Times New Roman" w:hAnsi="Times New Roman"/>
+                <w:b w:val="0"/>
+                <w:i w:val="0"/>
+                <w:color w:val="000000"/>
+                <w:sz w:val="21"/>
+              </w:rPr>
+              <w:t>PumpDisplacement</w:t>
+            </w:r>
+          </w:p>
+        </w:tc>
+        <w:tc>
+          <w:tcPr>
+            <w:tcW w:type="dxa" w:w="2340"/>
+          </w:tcPr>
+          <w:p>
+            <w:pPr>
+              <w:spacing w:after="40"/>
+              <w:jc w:val="left"/>
+            </w:pPr>
+            <w:r>
+              <w:rPr>
+                <w:rFonts w:ascii="Times New Roman" w:hAnsi="Times New Roman"/>
+                <w:b w:val="0"/>
+                <w:i w:val="0"/>
+                <w:color w:val="000000"/>
+                <w:sz w:val="21"/>
+              </w:rPr>
+              <w:t>Pump 19/19</w:t>
+            </w:r>
+          </w:p>
+        </w:tc>
+        <w:tc>
+          <w:tcPr>
+            <w:tcW w:type="dxa" w:w="2340"/>
+          </w:tcPr>
+          <w:p>
+            <w:pPr>
+              <w:spacing w:after="40"/>
+              <w:jc w:val="left"/>
+            </w:pPr>
+            <w:r>
+              <w:rPr>
+                <w:rFonts w:ascii="Times New Roman" w:hAnsi="Times New Roman"/>
+                <w:b w:val="0"/>
+                <w:i w:val="0"/>
+                <w:color w:val="000000"/>
+                <w:sz w:val="21"/>
+              </w:rPr>
+              <w:t>100%</w:t>
+            </w:r>
+          </w:p>
+        </w:tc>
+      </w:tr>
+      <w:tr>
+        <w:tc>
+          <w:tcPr>
+            <w:tcW w:type="dxa" w:w="2340"/>
+          </w:tcPr>
+          <w:p>
+            <w:pPr>
+              <w:spacing w:after="40"/>
+              <w:jc w:val="left"/>
+            </w:pPr>
+            <w:r>
+              <w:rPr>
+                <w:rFonts w:ascii="Times New Roman" w:hAnsi="Times New Roman"/>
+                <w:b w:val="0"/>
+                <w:i w:val="0"/>
+                <w:color w:val="000000"/>
+                <w:sz w:val="21"/>
+              </w:rPr>
+              <w:t>disp2_fault(0.3)</w:t>
+            </w:r>
+          </w:p>
+        </w:tc>
+        <w:tc>
+          <w:tcPr>
+            <w:tcW w:type="dxa" w:w="2340"/>
+          </w:tcPr>
+          <w:p>
+            <w:pPr>
+              <w:spacing w:after="40"/>
+              <w:jc w:val="left"/>
+            </w:pPr>
+            <w:r>
+              <w:rPr>
+                <w:rFonts w:ascii="Times New Roman" w:hAnsi="Times New Roman"/>
+                <w:b w:val="0"/>
+                <w:i w:val="0"/>
+                <w:color w:val="000000"/>
+                <w:sz w:val="21"/>
+              </w:rPr>
+              <w:t>PumpDisplacement</w:t>
+            </w:r>
+          </w:p>
+        </w:tc>
+        <w:tc>
+          <w:tcPr>
+            <w:tcW w:type="dxa" w:w="2340"/>
+          </w:tcPr>
+          <w:p>
+            <w:pPr>
+              <w:spacing w:after="40"/>
+              <w:jc w:val="left"/>
+            </w:pPr>
+            <w:r>
+              <w:rPr>
+                <w:rFonts w:ascii="Times New Roman" w:hAnsi="Times New Roman"/>
+                <w:b w:val="0"/>
+                <w:i w:val="0"/>
+                <w:color w:val="000000"/>
+                <w:sz w:val="21"/>
+              </w:rPr>
+              <w:t>Pump 19/19</w:t>
+            </w:r>
+          </w:p>
+        </w:tc>
+        <w:tc>
+          <w:tcPr>
+            <w:tcW w:type="dxa" w:w="2340"/>
+          </w:tcPr>
+          <w:p>
+            <w:pPr>
+              <w:spacing w:after="40"/>
+              <w:jc w:val="left"/>
+            </w:pPr>
+            <w:r>
+              <w:rPr>
+                <w:rFonts w:ascii="Times New Roman" w:hAnsi="Times New Roman"/>
+                <w:b w:val="0"/>
+                <w:i w:val="0"/>
+                <w:color w:val="000000"/>
+                <w:sz w:val="21"/>
+              </w:rPr>
+              <w:t>100%</w:t>
+            </w:r>
+          </w:p>
+        </w:tc>
+      </w:tr>
+      <w:tr>
+        <w:tc>
+          <w:tcPr>
+            <w:tcW w:type="dxa" w:w="2340"/>
+          </w:tcPr>
+          <w:p>
+            <w:pPr>
+              <w:spacing w:after="40"/>
+              <w:jc w:val="left"/>
+            </w:pPr>
+            <w:r>
+              <w:rPr>
+                <w:rFonts w:ascii="Times New Roman" w:hAnsi="Times New Roman"/>
+                <w:b w:val="0"/>
+                <w:i w:val="0"/>
+                <w:color w:val="000000"/>
+                <w:sz w:val="21"/>
+              </w:rPr>
+              <w:t>disp3_fault(0.2)</w:t>
+            </w:r>
+          </w:p>
+        </w:tc>
+        <w:tc>
+          <w:tcPr>
+            <w:tcW w:type="dxa" w:w="2340"/>
+          </w:tcPr>
+          <w:p>
+            <w:pPr>
+              <w:spacing w:after="40"/>
+              <w:jc w:val="left"/>
+            </w:pPr>
+            <w:r>
+              <w:rPr>
+                <w:rFonts w:ascii="Times New Roman" w:hAnsi="Times New Roman"/>
+                <w:b w:val="0"/>
+                <w:i w:val="0"/>
+                <w:color w:val="000000"/>
+                <w:sz w:val="21"/>
+              </w:rPr>
+              <w:t>PumpDisplacement</w:t>
+            </w:r>
+          </w:p>
+        </w:tc>
+        <w:tc>
+          <w:tcPr>
+            <w:tcW w:type="dxa" w:w="2340"/>
+          </w:tcPr>
+          <w:p>
+            <w:pPr>
+              <w:spacing w:after="40"/>
+              <w:jc w:val="left"/>
+            </w:pPr>
+            <w:r>
+              <w:rPr>
+                <w:rFonts w:ascii="Times New Roman" w:hAnsi="Times New Roman"/>
+                <w:b w:val="0"/>
+                <w:i w:val="0"/>
+                <w:color w:val="000000"/>
+                <w:sz w:val="21"/>
+              </w:rPr>
+              <w:t>Pump 19/19</w:t>
+            </w:r>
+          </w:p>
+        </w:tc>
+        <w:tc>
+          <w:tcPr>
+            <w:tcW w:type="dxa" w:w="2340"/>
+          </w:tcPr>
+          <w:p>
+            <w:pPr>
+              <w:spacing w:after="40"/>
+              <w:jc w:val="left"/>
+            </w:pPr>
+            <w:r>
+              <w:rPr>
+                <w:rFonts w:ascii="Times New Roman" w:hAnsi="Times New Roman"/>
+                <w:b w:val="0"/>
+                <w:i w:val="0"/>
+                <w:color w:val="000000"/>
+                <w:sz w:val="21"/>
+              </w:rPr>
+              <w:t>100%</w:t>
+            </w:r>
+          </w:p>
+        </w:tc>
+      </w:tr>
+      <w:tr>
+        <w:tc>
+          <w:tcPr>
+            <w:tcW w:type="dxa" w:w="2340"/>
+          </w:tcPr>
+          <w:p>
+            <w:pPr>
+              <w:spacing w:after="40"/>
+              <w:jc w:val="left"/>
+            </w:pPr>
+            <w:r>
+              <w:rPr>
+                <w:rFonts w:ascii="Times New Roman" w:hAnsi="Times New Roman"/>
+                <w:b w:val="0"/>
+                <w:i w:val="0"/>
+                <w:color w:val="000000"/>
+                <w:sz w:val="21"/>
+              </w:rPr>
+              <w:t>pump_disp(st-0.5)</w:t>
+            </w:r>
+          </w:p>
+        </w:tc>
+        <w:tc>
+          <w:tcPr>
+            <w:tcW w:type="dxa" w:w="2340"/>
+          </w:tcPr>
+          <w:p>
+            <w:pPr>
+              <w:spacing w:after="40"/>
+              <w:jc w:val="left"/>
+            </w:pPr>
+            <w:r>
+              <w:rPr>
+                <w:rFonts w:ascii="Times New Roman" w:hAnsi="Times New Roman"/>
+                <w:b w:val="0"/>
+                <w:i w:val="0"/>
+                <w:color w:val="000000"/>
+                <w:sz w:val="21"/>
+              </w:rPr>
+              <w:t>PumpDisplacement</w:t>
+            </w:r>
+          </w:p>
+        </w:tc>
+        <w:tc>
+          <w:tcPr>
+            <w:tcW w:type="dxa" w:w="2340"/>
+          </w:tcPr>
+          <w:p>
+            <w:pPr>
+              <w:spacing w:after="40"/>
+              <w:jc w:val="left"/>
+            </w:pPr>
+            <w:r>
+              <w:rPr>
+                <w:rFonts w:ascii="Times New Roman" w:hAnsi="Times New Roman"/>
+                <w:b w:val="0"/>
+                <w:i w:val="0"/>
+                <w:color w:val="000000"/>
+                <w:sz w:val="21"/>
+              </w:rPr>
+              <w:t>Pump 39/39</w:t>
+            </w:r>
+          </w:p>
+        </w:tc>
+        <w:tc>
+          <w:tcPr>
+            <w:tcW w:type="dxa" w:w="2340"/>
+          </w:tcPr>
+          <w:p>
+            <w:pPr>
+              <w:spacing w:after="40"/>
+              <w:jc w:val="left"/>
+            </w:pPr>
+            <w:r>
+              <w:rPr>
+                <w:rFonts w:ascii="Times New Roman" w:hAnsi="Times New Roman"/>
+                <w:b w:val="0"/>
+                <w:i w:val="0"/>
+                <w:color w:val="000000"/>
+                <w:sz w:val="21"/>
+              </w:rPr>
+              <w:t>100%</w:t>
+            </w:r>
+          </w:p>
+        </w:tc>
+      </w:tr>
+      <w:tr>
+        <w:tc>
+          <w:tcPr>
+            <w:tcW w:type="dxa" w:w="2340"/>
+          </w:tcPr>
+          <w:p>
+            <w:pPr>
+              <w:spacing w:after="40"/>
+              <w:jc w:val="left"/>
+            </w:pPr>
+            <w:r>
+              <w:rPr>
+                <w:rFonts w:ascii="Times New Roman" w:hAnsi="Times New Roman"/>
+                <w:b w:val="0"/>
+                <w:i w:val="0"/>
+                <w:color w:val="000000"/>
+                <w:sz w:val="21"/>
+              </w:rPr>
+              <w:t>Leakage_factor</w:t>
+            </w:r>
+          </w:p>
+        </w:tc>
+        <w:tc>
+          <w:tcPr>
+            <w:tcW w:type="dxa" w:w="2340"/>
+          </w:tcPr>
+          <w:p>
+            <w:pPr>
+              <w:spacing w:after="40"/>
+              <w:jc w:val="left"/>
+            </w:pPr>
+            <w:r>
+              <w:rPr>
+                <w:rFonts w:ascii="Times New Roman" w:hAnsi="Times New Roman"/>
+                <w:b w:val="0"/>
+                <w:i w:val="0"/>
+                <w:color w:val="000000"/>
+                <w:sz w:val="21"/>
+              </w:rPr>
+              <w:t>Leakage</w:t>
+            </w:r>
+          </w:p>
+        </w:tc>
+        <w:tc>
+          <w:tcPr>
+            <w:tcW w:type="dxa" w:w="2340"/>
+          </w:tcPr>
+          <w:p>
+            <w:pPr>
+              <w:spacing w:after="40"/>
+              <w:jc w:val="left"/>
+            </w:pPr>
+            <w:r>
+              <w:rPr>
+                <w:rFonts w:ascii="Times New Roman" w:hAnsi="Times New Roman"/>
+                <w:b w:val="0"/>
+                <w:i w:val="0"/>
+                <w:color w:val="000000"/>
+                <w:sz w:val="21"/>
+              </w:rPr>
+              <w:t>Leakage 9/9</w:t>
+            </w:r>
+          </w:p>
+        </w:tc>
+        <w:tc>
+          <w:tcPr>
+            <w:tcW w:type="dxa" w:w="2340"/>
+          </w:tcPr>
+          <w:p>
+            <w:pPr>
+              <w:spacing w:after="40"/>
+              <w:jc w:val="left"/>
+            </w:pPr>
+            <w:r>
+              <w:rPr>
+                <w:rFonts w:ascii="Times New Roman" w:hAnsi="Times New Roman"/>
+                <w:b w:val="0"/>
+                <w:i w:val="0"/>
+                <w:color w:val="000000"/>
+                <w:sz w:val="21"/>
+              </w:rPr>
+              <w:t>100%</w:t>
+            </w:r>
+          </w:p>
+        </w:tc>
+      </w:tr>
+      <w:tr>
+        <w:tc>
+          <w:tcPr>
+            <w:tcW w:type="dxa" w:w="2340"/>
+          </w:tcPr>
+          <w:p>
+            <w:pPr>
+              <w:spacing w:after="40"/>
+              <w:jc w:val="left"/>
+            </w:pPr>
+            <w:r>
+              <w:rPr>
+                <w:rFonts w:ascii="Times New Roman" w:hAnsi="Times New Roman"/>
+                <w:b w:val="0"/>
+                <w:i w:val="0"/>
+                <w:color w:val="000000"/>
+                <w:sz w:val="21"/>
+              </w:rPr>
+              <w:t>leakage_fault(0.5)</w:t>
+            </w:r>
+          </w:p>
+        </w:tc>
+        <w:tc>
+          <w:tcPr>
+            <w:tcW w:type="dxa" w:w="2340"/>
+          </w:tcPr>
+          <w:p>
+            <w:pPr>
+              <w:spacing w:after="40"/>
+              <w:jc w:val="left"/>
+            </w:pPr>
+            <w:r>
+              <w:rPr>
+                <w:rFonts w:ascii="Times New Roman" w:hAnsi="Times New Roman"/>
+                <w:b w:val="0"/>
+                <w:i w:val="0"/>
+                <w:color w:val="000000"/>
+                <w:sz w:val="21"/>
+              </w:rPr>
+              <w:t>Leakage</w:t>
+            </w:r>
+          </w:p>
+        </w:tc>
+        <w:tc>
+          <w:tcPr>
+            <w:tcW w:type="dxa" w:w="2340"/>
+          </w:tcPr>
+          <w:p>
+            <w:pPr>
+              <w:spacing w:after="40"/>
+              <w:jc w:val="left"/>
+            </w:pPr>
+            <w:r>
+              <w:rPr>
+                <w:rFonts w:ascii="Times New Roman" w:hAnsi="Times New Roman"/>
+                <w:b w:val="0"/>
+                <w:i w:val="0"/>
+                <w:color w:val="000000"/>
+                <w:sz w:val="21"/>
+              </w:rPr>
+              <w:t>Leakage 17/17</w:t>
+            </w:r>
+          </w:p>
+        </w:tc>
+        <w:tc>
+          <w:tcPr>
+            <w:tcW w:type="dxa" w:w="2340"/>
+          </w:tcPr>
+          <w:p>
+            <w:pPr>
+              <w:spacing w:after="40"/>
+              <w:jc w:val="left"/>
+            </w:pPr>
+            <w:r>
+              <w:rPr>
+                <w:rFonts w:ascii="Times New Roman" w:hAnsi="Times New Roman"/>
+                <w:b w:val="0"/>
+                <w:i w:val="0"/>
+                <w:color w:val="000000"/>
+                <w:sz w:val="21"/>
+              </w:rPr>
+              <w:t>100%</w:t>
+            </w:r>
+          </w:p>
+        </w:tc>
+      </w:tr>
+      <w:tr>
+        <w:tc>
+          <w:tcPr>
+            <w:tcW w:type="dxa" w:w="2340"/>
+          </w:tcPr>
+          <w:p>
+            <w:pPr>
+              <w:spacing w:after="40"/>
+              <w:jc w:val="left"/>
+            </w:pPr>
+            <w:r>
+              <w:rPr>
+                <w:rFonts w:ascii="Times New Roman" w:hAnsi="Times New Roman"/>
+                <w:b w:val="0"/>
+                <w:i w:val="0"/>
+                <w:color w:val="000000"/>
+                <w:sz w:val="21"/>
+              </w:rPr>
+              <w:t>leakage_fault(1.0)</w:t>
+            </w:r>
+          </w:p>
+        </w:tc>
+        <w:tc>
+          <w:tcPr>
+            <w:tcW w:type="dxa" w:w="2340"/>
+          </w:tcPr>
+          <w:p>
+            <w:pPr>
+              <w:spacing w:after="40"/>
+              <w:jc w:val="left"/>
+            </w:pPr>
+            <w:r>
+              <w:rPr>
+                <w:rFonts w:ascii="Times New Roman" w:hAnsi="Times New Roman"/>
+                <w:b w:val="0"/>
+                <w:i w:val="0"/>
+                <w:color w:val="000000"/>
+                <w:sz w:val="21"/>
+              </w:rPr>
+              <w:t>Leakage</w:t>
+            </w:r>
+          </w:p>
+        </w:tc>
+        <w:tc>
+          <w:tcPr>
+            <w:tcW w:type="dxa" w:w="2340"/>
+          </w:tcPr>
+          <w:p>
+            <w:pPr>
+              <w:spacing w:after="40"/>
+              <w:jc w:val="left"/>
+            </w:pPr>
+            <w:r>
+              <w:rPr>
+                <w:rFonts w:ascii="Times New Roman" w:hAnsi="Times New Roman"/>
+                <w:b w:val="0"/>
+                <w:i w:val="0"/>
+                <w:color w:val="000000"/>
+                <w:sz w:val="21"/>
+              </w:rPr>
+              <w:t>Leakage 17/17</w:t>
+            </w:r>
+          </w:p>
+        </w:tc>
+        <w:tc>
+          <w:tcPr>
+            <w:tcW w:type="dxa" w:w="2340"/>
+          </w:tcPr>
+          <w:p>
+            <w:pPr>
+              <w:spacing w:after="40"/>
+              <w:jc w:val="left"/>
+            </w:pPr>
+            <w:r>
+              <w:rPr>
+                <w:rFonts w:ascii="Times New Roman" w:hAnsi="Times New Roman"/>
+                <w:b w:val="0"/>
+                <w:i w:val="0"/>
+                <w:color w:val="000000"/>
+                <w:sz w:val="21"/>
+              </w:rPr>
+              <w:t>100%</w:t>
+            </w:r>
+          </w:p>
+        </w:tc>
+      </w:tr>
+      <w:tr>
+        <w:tc>
+          <w:tcPr>
+            <w:tcW w:type="dxa" w:w="2340"/>
+          </w:tcPr>
+          <w:p>
+            <w:pPr>
+              <w:spacing w:after="40"/>
+              <w:jc w:val="left"/>
+            </w:pPr>
+            <w:r>
+              <w:rPr>
+                <w:rFonts w:ascii="Times New Roman" w:hAnsi="Times New Roman"/>
+                <w:b w:val="0"/>
+                <w:i w:val="0"/>
+                <w:color w:val="000000"/>
+                <w:sz w:val="21"/>
+              </w:rPr>
+              <w:t>simplifiied-generator-fault</w:t>
+            </w:r>
+          </w:p>
+        </w:tc>
+        <w:tc>
+          <w:tcPr>
+            <w:tcW w:type="dxa" w:w="2340"/>
+          </w:tcPr>
+          <w:p>
+            <w:pPr>
+              <w:spacing w:after="40"/>
+              <w:jc w:val="left"/>
+            </w:pPr>
+            <w:r>
+              <w:rPr>
+                <w:rFonts w:ascii="Times New Roman" w:hAnsi="Times New Roman"/>
+                <w:b w:val="0"/>
+                <w:i w:val="0"/>
+                <w:color w:val="000000"/>
+                <w:sz w:val="21"/>
+              </w:rPr>
+              <w:t>GeneratorFault</w:t>
+            </w:r>
+          </w:p>
+        </w:tc>
+        <w:tc>
+          <w:tcPr>
+            <w:tcW w:type="dxa" w:w="2340"/>
+          </w:tcPr>
+          <w:p>
+            <w:pPr>
+              <w:spacing w:after="40"/>
+              <w:jc w:val="left"/>
+            </w:pPr>
+            <w:r>
+              <w:rPr>
+                <w:rFonts w:ascii="Times New Roman" w:hAnsi="Times New Roman"/>
+                <w:b w:val="0"/>
+                <w:i w:val="0"/>
+                <w:color w:val="000000"/>
+                <w:sz w:val="21"/>
+              </w:rPr>
+              <w:t>Generator 19/19</w:t>
+            </w:r>
+          </w:p>
+        </w:tc>
+        <w:tc>
+          <w:tcPr>
+            <w:tcW w:type="dxa" w:w="2340"/>
+          </w:tcPr>
+          <w:p>
+            <w:pPr>
+              <w:spacing w:after="40"/>
+              <w:jc w:val="left"/>
+            </w:pPr>
+            <w:r>
+              <w:rPr>
+                <w:rFonts w:ascii="Times New Roman" w:hAnsi="Times New Roman"/>
+                <w:b w:val="0"/>
+                <w:i w:val="0"/>
+                <w:color w:val="000000"/>
+                <w:sz w:val="21"/>
+              </w:rPr>
+              <w:t>100%</w:t>
+            </w:r>
+          </w:p>
+        </w:tc>
+      </w:tr>
+      <w:tr>
+        <w:tc>
+          <w:tcPr>
+            <w:tcW w:type="dxa" w:w="2340"/>
+          </w:tcPr>
+          <w:p>
+            <w:pPr>
+              <w:spacing w:after="40"/>
+              <w:jc w:val="left"/>
+            </w:pPr>
+            <w:r>
+              <w:rPr>
+                <w:rFonts w:ascii="Times New Roman" w:hAnsi="Times New Roman"/>
+                <w:b w:val="0"/>
+                <w:i w:val="0"/>
+                <w:color w:val="000000"/>
+                <w:sz w:val="21"/>
+              </w:rPr>
+              <w:t>simplifiied-generator-fault(st-0.5)</w:t>
+            </w:r>
+          </w:p>
+        </w:tc>
+        <w:tc>
+          <w:tcPr>
+            <w:tcW w:type="dxa" w:w="2340"/>
+          </w:tcPr>
+          <w:p>
+            <w:pPr>
+              <w:spacing w:after="40"/>
+              <w:jc w:val="left"/>
+            </w:pPr>
+            <w:r>
+              <w:rPr>
+                <w:rFonts w:ascii="Times New Roman" w:hAnsi="Times New Roman"/>
+                <w:b w:val="0"/>
+                <w:i w:val="0"/>
+                <w:color w:val="000000"/>
+                <w:sz w:val="21"/>
+              </w:rPr>
+              <w:t>GeneratorFault</w:t>
+            </w:r>
+          </w:p>
+        </w:tc>
+        <w:tc>
+          <w:tcPr>
+            <w:tcW w:type="dxa" w:w="2340"/>
+          </w:tcPr>
+          <w:p>
+            <w:pPr>
+              <w:spacing w:after="40"/>
+              <w:jc w:val="left"/>
+            </w:pPr>
+            <w:r>
+              <w:rPr>
+                <w:rFonts w:ascii="Times New Roman" w:hAnsi="Times New Roman"/>
+                <w:b w:val="0"/>
+                <w:i w:val="0"/>
+                <w:color w:val="000000"/>
+                <w:sz w:val="21"/>
+              </w:rPr>
+              <w:t>Generator 39/39</w:t>
+            </w:r>
+          </w:p>
+        </w:tc>
+        <w:tc>
+          <w:tcPr>
+            <w:tcW w:type="dxa" w:w="2340"/>
+          </w:tcPr>
+          <w:p>
+            <w:pPr>
+              <w:spacing w:after="40"/>
+              <w:jc w:val="left"/>
+            </w:pPr>
+            <w:r>
+              <w:rPr>
+                <w:rFonts w:ascii="Times New Roman" w:hAnsi="Times New Roman"/>
+                <w:b w:val="0"/>
+                <w:i w:val="0"/>
+                <w:color w:val="000000"/>
+                <w:sz w:val="21"/>
+              </w:rPr>
+              <w:t>100%</w:t>
+            </w:r>
+          </w:p>
+        </w:tc>
+      </w:tr>
+      <w:tr>
+        <w:tc>
+          <w:tcPr>
+            <w:tcW w:type="dxa" w:w="2340"/>
+          </w:tcPr>
+          <w:p>
+            <w:pPr>
+              <w:spacing w:after="40"/>
+              <w:jc w:val="left"/>
+            </w:pPr>
+            <w:r>
+              <w:rPr>
+                <w:rFonts w:ascii="Times New Roman" w:hAnsi="Times New Roman"/>
+                <w:b w:val="0"/>
+                <w:i w:val="0"/>
+                <w:color w:val="000000"/>
+                <w:sz w:val="21"/>
+              </w:rPr>
+              <w:t>simplified_generator_fault</w:t>
+            </w:r>
+          </w:p>
+        </w:tc>
+        <w:tc>
+          <w:tcPr>
+            <w:tcW w:type="dxa" w:w="2340"/>
+          </w:tcPr>
+          <w:p>
+            <w:pPr>
+              <w:spacing w:after="40"/>
+              <w:jc w:val="left"/>
+            </w:pPr>
+            <w:r>
+              <w:rPr>
+                <w:rFonts w:ascii="Times New Roman" w:hAnsi="Times New Roman"/>
+                <w:b w:val="0"/>
+                <w:i w:val="0"/>
+                <w:color w:val="000000"/>
+                <w:sz w:val="21"/>
+              </w:rPr>
+              <w:t>GeneratorFault</w:t>
+            </w:r>
+          </w:p>
+        </w:tc>
+        <w:tc>
+          <w:tcPr>
+            <w:tcW w:type="dxa" w:w="2340"/>
+          </w:tcPr>
+          <w:p>
+            <w:pPr>
+              <w:spacing w:after="40"/>
+              <w:jc w:val="left"/>
+            </w:pPr>
+            <w:r>
+              <w:rPr>
+                <w:rFonts w:ascii="Times New Roman" w:hAnsi="Times New Roman"/>
+                <w:b w:val="0"/>
+                <w:i w:val="0"/>
+                <w:color w:val="000000"/>
+                <w:sz w:val="21"/>
+              </w:rPr>
+              <w:t>Pump 24/24</w:t>
+            </w:r>
+          </w:p>
+        </w:tc>
+        <w:tc>
+          <w:tcPr>
+            <w:tcW w:type="dxa" w:w="2340"/>
+          </w:tcPr>
+          <w:p>
+            <w:pPr>
+              <w:spacing w:after="40"/>
+              <w:jc w:val="left"/>
+            </w:pPr>
+            <w:r>
+              <w:rPr>
+                <w:rFonts w:ascii="Times New Roman" w:hAnsi="Times New Roman"/>
+                <w:b/>
+                <w:i w:val="0"/>
+                <w:color w:val="000000"/>
+                <w:sz w:val="21"/>
+              </w:rPr>
+              <w:t>0%</w:t>
+            </w:r>
+          </w:p>
+        </w:tc>
+      </w:tr>
+    </w:tbl>
+    <w:p>
+      <w:pPr>
+        <w:spacing w:after="80"/>
+      </w:pPr>
+    </w:p>
+    <w:p>
+      <w:pPr>
+        <w:spacing w:after="120"/>
+        <w:jc w:val="both"/>
+      </w:pPr>
+      <w:r>
+        <w:rPr>
+          <w:rFonts w:ascii="Times New Roman" w:hAnsi="Times New Roman"/>
+          <w:b/>
+          <w:i w:val="0"/>
+          <w:color w:val="000000"/>
+          <w:sz w:val="24"/>
+        </w:rPr>
+        <w:t>Nine of ten runs are diagnosed perfectly.</w:t>
+      </w:r>
+      <w:r>
+        <w:rPr>
+          <w:rFonts w:ascii="Times New Roman" w:hAnsi="Times New Roman"/>
+          <w:b w:val="0"/>
+          <w:i w:val="0"/>
+          <w:color w:val="000000"/>
+          <w:sz w:val="24"/>
+        </w:rPr>
+        <w:t xml:space="preserve"> The entire residual error of the system is concentrated in a single run (</w:t>
+      </w:r>
+      <w:r>
+        <w:rPr>
+          <w:rFonts w:ascii="Consolas" w:hAnsi="Consolas"/>
+          <w:b w:val="0"/>
+          <w:i w:val="0"/>
+          <w:color w:val="000000"/>
+          <w:sz w:val="22"/>
+        </w:rPr>
+        <w:t>simplified_generator_fault</w:t>
+      </w:r>
+      <w:r>
+        <w:rPr>
+          <w:rFonts w:ascii="Times New Roman" w:hAnsi="Times New Roman"/>
+          <w:b w:val="0"/>
+          <w:i w:val="0"/>
+          <w:color w:val="000000"/>
+          <w:sz w:val="24"/>
+        </w:rPr>
+        <w:t xml:space="preserve">), which was exported at a different simulation operating point than the other two generator runs. The headline "89.1% accuracy" is therefore better read as: </w:t>
+      </w:r>
+      <w:r>
+        <w:rPr>
+          <w:rFonts w:ascii="Times New Roman" w:hAnsi="Times New Roman"/>
+          <w:b w:val="0"/>
+          <w:i/>
+          <w:color w:val="000000"/>
+          <w:sz w:val="24"/>
+        </w:rPr>
+        <w:t>perfect diagnosis on 9/10 independent runs, with one run affected by a known data-consistency defect</w:t>
+      </w:r>
+      <w:r>
+        <w:rPr>
+          <w:rFonts w:ascii="Times New Roman" w:hAnsi="Times New Roman"/>
+          <w:b w:val="0"/>
+          <w:i w:val="0"/>
+          <w:color w:val="000000"/>
+          <w:sz w:val="24"/>
+        </w:rPr>
+        <w:t xml:space="preserve"> — a data-collection fix, not a modelling one.</w:t>
+      </w:r>
     </w:p>
     <w:p>
       <w:pPr>
@@ -11342,6 +13333,63 @@
     </w:p>
     <w:p>
       <w:pPr>
+        <w:spacing w:after="120"/>
+        <w:ind w:left="432"/>
+        <w:jc w:val="both"/>
+      </w:pPr>
+      <w:r>
+        <w:rPr>
+          <w:rFonts w:ascii="Times New Roman" w:hAnsi="Times New Roman"/>
+          <w:b w:val="0"/>
+          <w:i w:val="0"/>
+          <w:color w:val="000000"/>
+          <w:sz w:val="24"/>
+        </w:rPr>
+        <w:t xml:space="preserve">6. </w:t>
+      </w:r>
+      <w:r>
+        <w:rPr>
+          <w:rFonts w:ascii="Times New Roman" w:hAnsi="Times New Roman"/>
+          <w:b/>
+          <w:i w:val="0"/>
+          <w:color w:val="000000"/>
+          <w:sz w:val="24"/>
+        </w:rPr>
+        <w:t>Probability calibration:</w:t>
+      </w:r>
+      <w:r>
+        <w:rPr>
+          <w:rFonts w:ascii="Times New Roman" w:hAnsi="Times New Roman"/>
+          <w:b w:val="0"/>
+          <w:i w:val="0"/>
+          <w:color w:val="000000"/>
+          <w:sz w:val="24"/>
+        </w:rPr>
+        <w:t xml:space="preserve"> a reliability check of the out-of-run probabilities shows the ensemble is </w:t>
+      </w:r>
+      <w:r>
+        <w:rPr>
+          <w:rFonts w:ascii="Times New Roman" w:hAnsi="Times New Roman"/>
+          <w:b w:val="0"/>
+          <w:i/>
+          <w:color w:val="000000"/>
+          <w:sz w:val="24"/>
+        </w:rPr>
+        <w:t>overconfident</w:t>
+      </w:r>
+      <w:r>
+        <w:rPr>
+          <w:rFonts w:ascii="Times New Roman" w:hAnsi="Times New Roman"/>
+          <w:b w:val="0"/>
+          <w:i w:val="0"/>
+          <w:color w:val="000000"/>
+          <w:sz w:val="24"/>
+        </w:rPr>
+        <w:t xml:space="preserve"> in its top bin (predicted ≈ 0.99 vs observed ≈ 0.85), and the overconfidence traces to the same divergent generator run as limitation 4. Consequently the 0.90 gate is treated as an empirically validated decision threshold (Table 10.1), not as a literal probability statement — "confidence 0.95" on the dashboard should be read as a ranking signal, not as "95% chance of being correct".</w:t>
+      </w:r>
+    </w:p>
+    <w:p>
+      <w:pPr>
         <w:pStyle w:val="Heading1"/>
       </w:pPr>
       <w:r>
@@ -11467,7 +13515,17 @@
           <w:color w:val="000000"/>
           <w:sz w:val="24"/>
         </w:rPr>
-        <w:t>Figures: `docs/report_figures/`. Reproducible pipeline: `notebooks/00 … 07`. Deployed model: `artifacts/two_stage_model.joblib`. Metrics: `artifacts/two_stage_metrics.json`.</w:t>
+        <w:t>Figures: `docs/report_figures/`. Reproducible pipeline: `notebooks/00 … 07`, robustness validation: `notebooks/08_robustness_checks.ipynb`. Deployed model: `artifacts/two_stage_model.joblib`. Metrics: `artifacts/two_stage_metrics.json` and `artifacts/robustness_</w:t>
+      </w:r>
+      <w:r>
+        <w:rPr>
+          <w:rFonts w:ascii="Times New Roman" w:hAnsi="Times New Roman"/>
+          <w:b w:val="0"/>
+          <w:i w:val="0"/>
+          <w:color w:val="000000"/>
+          <w:sz w:val="24"/>
+        </w:rPr>
+        <w:t>` files.*</w:t>
       </w:r>
     </w:p>
     <w:sectPr>
